--- a/CÔNG TY TNHH MỘT THÀNH VIÊN ĐẦU TƯ THƯƠNG MẠI H2L/H2L_Giảithể bước 2/Uyquyen.docx
+++ b/CÔNG TY TNHH MỘT THÀNH VIÊN ĐẦU TƯ THƯƠNG MẠI H2L/H2L_Giảithể bước 2/Uyquyen.docx
@@ -14,7 +14,6 @@
           <w:szCs w:val="26"/>
         </w:rPr>
       </w:pPr>
-      <w:bookmarkStart w:id="0" w:name="_GoBack"/>
       <w:r>
         <w:rPr>
           <w:rFonts w:ascii="Times New Roman" w:hAnsi="Times New Roman" w:cs="Times New Roman"/>
@@ -359,8 +358,10 @@
           <w:sz w:val="26"/>
           <w:szCs w:val="26"/>
         </w:rPr>
-        <w:t>PHẠM THỊ THÙY LINH</w:t>
-      </w:r>
+        <w:t>NGUYỄN THỊ THÙY LINH</w:t>
+      </w:r>
+      <w:bookmarkStart w:id="0" w:name="_GoBack"/>
+      <w:bookmarkEnd w:id="0"/>
       <w:r>
         <w:rPr>
           <w:rFonts w:ascii="Times New Roman" w:hAnsi="Times New Roman" w:cs="Times New Roman"/>
@@ -1195,7 +1196,6 @@
         </w:rPr>
         <w:t>NGUYỄN THỊ THÙY LINH</w:t>
       </w:r>
-      <w:bookmarkEnd w:id="0"/>
     </w:p>
     <w:sectPr>
       <w:pgSz w:w="12240" w:h="15840"/>
